--- a/docs/TransformingResearchMethods.docx
+++ b/docs/TransformingResearchMethods.docx
@@ -32283,7 +32283,7 @@
         </w:numPr>
       </w:pPr>
       <w:r>
-        <w:t xml:space="preserve">Philosophy of science</w:t>
+        <w:t xml:space="preserve">Psychometrics/scale development</w:t>
       </w:r>
     </w:p>
     <w:p>
@@ -32295,7 +32295,7 @@
         </w:numPr>
       </w:pPr>
       <w:r>
-        <w:t xml:space="preserve">Nuha Alshabani &amp; Nathan Bitecofer</w:t>
+        <w:t xml:space="preserve">Cirleen DeBlaere &amp; Casey Hinger</w:t>
       </w:r>
     </w:p>
     <w:p>
@@ -32307,7 +32307,7 @@
         </w:numPr>
       </w:pPr>
       <w:r>
-        <w:t xml:space="preserve">Psychometrics/scale development</w:t>
+        <w:t xml:space="preserve">Qualitative research methods</w:t>
       </w:r>
     </w:p>
     <w:p>
@@ -32319,7 +32319,7 @@
         </w:numPr>
       </w:pPr>
       <w:r>
-        <w:t xml:space="preserve">Cirleen DeBlaere &amp; Casey Hinger</w:t>
+        <w:t xml:space="preserve">Ashley MacPherson &amp; Pearis Bellamy</w:t>
       </w:r>
     </w:p>
     <w:p>
@@ -32331,7 +32331,7 @@
         </w:numPr>
       </w:pPr>
       <w:r>
-        <w:t xml:space="preserve">Qualitative research methods</w:t>
+        <w:t xml:space="preserve">Program evaluation</w:t>
       </w:r>
     </w:p>
     <w:p>
@@ -32343,7 +32343,7 @@
         </w:numPr>
       </w:pPr>
       <w:r>
-        <w:t xml:space="preserve">Ashley MacPherson &amp; Pearis Bellamy</w:t>
+        <w:t xml:space="preserve">Maryam Jernigan-Noesi</w:t>
       </w:r>
     </w:p>
     <w:p>
@@ -32355,7 +32355,7 @@
         </w:numPr>
       </w:pPr>
       <w:r>
-        <w:t xml:space="preserve">Program evaluation</w:t>
+        <w:t xml:space="preserve">Single-Case Experimental Designs</w:t>
       </w:r>
     </w:p>
     <w:p>
@@ -32367,7 +32367,26 @@
         </w:numPr>
       </w:pPr>
       <w:r>
-        <w:t xml:space="preserve">Maryam Jernigan-Noesi</w:t>
+        <w:t xml:space="preserve">Joaquin Borrego</w:t>
+      </w:r>
+    </w:p>
+    <w:bookmarkEnd w:id="308"/>
+    <w:bookmarkStart w:id="309" w:name="desired-chapters"/>
+    <w:p>
+      <w:pPr>
+        <w:pStyle w:val="Heading2"/>
+      </w:pPr>
+      <w:r>
+        <w:rPr>
+          <w:rStyle w:val="SectionNumber"/>
+        </w:rPr>
+        <w:t xml:space="preserve">10.2</w:t>
+      </w:r>
+      <w:r>
+        <w:tab/>
+      </w:r>
+      <w:r>
+        <w:t xml:space="preserve">Desired Chapters</w:t>
       </w:r>
     </w:p>
     <w:p>
@@ -32375,27 +32394,91 @@
         <w:pStyle w:val="Compact"/>
         <w:numPr>
           <w:ilvl w:val="0"/>
-          <w:numId w:val="1123"/>
+          <w:numId w:val="1128"/>
         </w:numPr>
       </w:pPr>
       <w:r>
-        <w:t xml:space="preserve">Internationalizing and decolonizing psychological research</w:t>
+        <w:t xml:space="preserve">Experimental design</w:t>
       </w:r>
     </w:p>
     <w:p>
       <w:pPr>
         <w:pStyle w:val="Compact"/>
         <w:numPr>
-          <w:ilvl w:val="1"/>
+          <w:ilvl w:val="0"/>
           <w:numId w:val="1128"/>
         </w:numPr>
       </w:pPr>
       <w:r>
-        <w:t xml:space="preserve">Jenny Lee Vaydich, Jacob Bentley, &amp; Oscar Baldelomar</w:t>
-      </w:r>
-    </w:p>
-    <w:bookmarkEnd w:id="308"/>
-    <w:bookmarkStart w:id="309" w:name="desired-chapters"/>
+        <w:t xml:space="preserve">Non-experimental design</w:t>
+      </w:r>
+    </w:p>
+    <w:p>
+      <w:pPr>
+        <w:pStyle w:val="Compact"/>
+        <w:numPr>
+          <w:ilvl w:val="0"/>
+          <w:numId w:val="1128"/>
+        </w:numPr>
+      </w:pPr>
+      <w:r>
+        <w:t xml:space="preserve">Action Research</w:t>
+      </w:r>
+    </w:p>
+    <w:p>
+      <w:pPr>
+        <w:pStyle w:val="Compact"/>
+        <w:numPr>
+          <w:ilvl w:val="0"/>
+          <w:numId w:val="1128"/>
+        </w:numPr>
+      </w:pPr>
+      <w:r>
+        <w:t xml:space="preserve">Philosophy of science</w:t>
+      </w:r>
+    </w:p>
+    <w:p>
+      <w:pPr>
+        <w:pStyle w:val="Compact"/>
+        <w:numPr>
+          <w:ilvl w:val="0"/>
+          <w:numId w:val="1128"/>
+        </w:numPr>
+      </w:pPr>
+      <w:r>
+        <w:t xml:space="preserve">AI in research</w:t>
+      </w:r>
+    </w:p>
+    <w:p>
+      <w:pPr>
+        <w:pStyle w:val="Compact"/>
+        <w:numPr>
+          <w:ilvl w:val="0"/>
+          <w:numId w:val="1128"/>
+        </w:numPr>
+      </w:pPr>
+      <w:r>
+        <w:t xml:space="preserve">Other chapters that</w:t>
+      </w:r>
+      <w:r>
+        <w:t xml:space="preserve"> </w:t>
+      </w:r>
+      <w:r>
+        <w:rPr>
+          <w:i/>
+          <w:iCs/>
+        </w:rPr>
+        <w:t xml:space="preserve">you</w:t>
+      </w:r>
+      <w:r>
+        <w:t xml:space="preserve"> </w:t>
+      </w:r>
+      <w:r>
+        <w:t xml:space="preserve">think would be important to include</w:t>
+      </w:r>
+    </w:p>
+    <w:bookmarkEnd w:id="309"/>
+    <w:bookmarkStart w:id="310" w:name="appendices-aspirations"/>
     <w:p>
       <w:pPr>
         <w:pStyle w:val="Heading2"/>
@@ -32404,13 +32487,13 @@
         <w:rPr>
           <w:rStyle w:val="SectionNumber"/>
         </w:rPr>
-        <w:t xml:space="preserve">10.2</w:t>
+        <w:t xml:space="preserve">10.3</w:t>
       </w:r>
       <w:r>
         <w:tab/>
       </w:r>
       <w:r>
-        <w:t xml:space="preserve">Desired Chapters</w:t>
+        <w:t xml:space="preserve">Appendices Aspirations</w:t>
       </w:r>
     </w:p>
     <w:p>
@@ -32422,7 +32505,7 @@
         </w:numPr>
       </w:pPr>
       <w:r>
-        <w:t xml:space="preserve">Experimental design</w:t>
+        <w:t xml:space="preserve">Research methods syllabus</w:t>
       </w:r>
     </w:p>
     <w:p>
@@ -32434,7 +32517,7 @@
         </w:numPr>
       </w:pPr>
       <w:r>
-        <w:t xml:space="preserve">Non-experimental design</w:t>
+        <w:t xml:space="preserve">Proposed assignments (beyond those embedded in the chapter)</w:t>
       </w:r>
     </w:p>
     <w:p>
@@ -32446,7 +32529,7 @@
         </w:numPr>
       </w:pPr>
       <w:r>
-        <w:t xml:space="preserve">Case study/single case design</w:t>
+        <w:t xml:space="preserve">Grading rubrics for research-related assignments</w:t>
       </w:r>
     </w:p>
     <w:p>
@@ -32455,101 +32538,6 @@
         <w:numPr>
           <w:ilvl w:val="0"/>
           <w:numId w:val="1129"/>
-        </w:numPr>
-      </w:pPr>
-      <w:r>
-        <w:t xml:space="preserve">Action Research</w:t>
-      </w:r>
-    </w:p>
-    <w:p>
-      <w:pPr>
-        <w:pStyle w:val="Compact"/>
-        <w:numPr>
-          <w:ilvl w:val="0"/>
-          <w:numId w:val="1129"/>
-        </w:numPr>
-      </w:pPr>
-      <w:r>
-        <w:t xml:space="preserve">Other chapters that</w:t>
-      </w:r>
-      <w:r>
-        <w:t xml:space="preserve"> </w:t>
-      </w:r>
-      <w:r>
-        <w:rPr>
-          <w:i/>
-          <w:iCs/>
-        </w:rPr>
-        <w:t xml:space="preserve">you</w:t>
-      </w:r>
-      <w:r>
-        <w:t xml:space="preserve"> </w:t>
-      </w:r>
-      <w:r>
-        <w:t xml:space="preserve">think would be important to include</w:t>
-      </w:r>
-    </w:p>
-    <w:bookmarkEnd w:id="309"/>
-    <w:bookmarkStart w:id="310" w:name="appendices-plans"/>
-    <w:p>
-      <w:pPr>
-        <w:pStyle w:val="Heading2"/>
-      </w:pPr>
-      <w:r>
-        <w:rPr>
-          <w:rStyle w:val="SectionNumber"/>
-        </w:rPr>
-        <w:t xml:space="preserve">10.3</w:t>
-      </w:r>
-      <w:r>
-        <w:tab/>
-      </w:r>
-      <w:r>
-        <w:t xml:space="preserve">Appendices Plans</w:t>
-      </w:r>
-    </w:p>
-    <w:p>
-      <w:pPr>
-        <w:pStyle w:val="Compact"/>
-        <w:numPr>
-          <w:ilvl w:val="0"/>
-          <w:numId w:val="1130"/>
-        </w:numPr>
-      </w:pPr>
-      <w:r>
-        <w:t xml:space="preserve">Research methods syllabus</w:t>
-      </w:r>
-    </w:p>
-    <w:p>
-      <w:pPr>
-        <w:pStyle w:val="Compact"/>
-        <w:numPr>
-          <w:ilvl w:val="0"/>
-          <w:numId w:val="1130"/>
-        </w:numPr>
-      </w:pPr>
-      <w:r>
-        <w:t xml:space="preserve">Proposed assignments (beyond those embedded in the chapter)</w:t>
-      </w:r>
-    </w:p>
-    <w:p>
-      <w:pPr>
-        <w:pStyle w:val="Compact"/>
-        <w:numPr>
-          <w:ilvl w:val="0"/>
-          <w:numId w:val="1130"/>
-        </w:numPr>
-      </w:pPr>
-      <w:r>
-        <w:t xml:space="preserve">Grading rubrics for research-related assignments</w:t>
-      </w:r>
-    </w:p>
-    <w:p>
-      <w:pPr>
-        <w:pStyle w:val="Compact"/>
-        <w:numPr>
-          <w:ilvl w:val="0"/>
-          <w:numId w:val="1130"/>
         </w:numPr>
       </w:pPr>
       <w:r>
@@ -50519,9 +50507,6 @@
     <w:abstractNumId w:val="991"/>
   </w:num>
   <w:num w:numId="1129">
-    <w:abstractNumId w:val="991"/>
-  </w:num>
-  <w:num w:numId="1130">
     <w:abstractNumId w:val="991"/>
   </w:num>
 </w:numbering>
